--- a/lab3/report3_Ivanchenko.docx
+++ b/lab3/report3_Ivanchenko.docx
@@ -229,7 +229,6 @@
           <w:color w:val="000000"/>
           <w:sz w:val="28"/>
           <w:szCs w:val="28"/>
-          <w:lang w:val="en-US"/>
         </w:rPr>
       </w:pPr>
       <w:r>
@@ -251,7 +250,6 @@
           <w:color w:val="000000"/>
           <w:sz w:val="28"/>
           <w:szCs w:val="28"/>
-          <w:lang w:val="en-US"/>
         </w:rPr>
         <w:t>3</w:t>
       </w:r>
@@ -773,7 +771,6 @@
           <w:color w:val="000000"/>
           <w:sz w:val="28"/>
           <w:szCs w:val="28"/>
-          <w:lang w:val="en-US"/>
         </w:rPr>
       </w:pPr>
     </w:p>
@@ -791,7 +788,6 @@
           <w:color w:val="000000"/>
           <w:sz w:val="28"/>
           <w:szCs w:val="28"/>
-          <w:lang w:val="en-US"/>
         </w:rPr>
       </w:pPr>
     </w:p>
@@ -954,7 +950,6 @@
           <w:rFonts w:ascii="Times New Roman" w:eastAsia="Times New Roman" w:hAnsi="Times New Roman" w:cs="Times New Roman"/>
           <w:sz w:val="24"/>
           <w:szCs w:val="24"/>
-          <w:lang w:val="en-US"/>
         </w:rPr>
       </w:pPr>
       <w:r>
@@ -3399,7 +3394,7 @@
           <w:sz w:val="24"/>
           <w:szCs w:val="24"/>
         </w:rPr>
-        <w:t xml:space="preserve"> не превышают 32, а общее число пикселей w*h может достигать 4·10^8. Для каждого класса сначала по его обучающим пикселям вычисляются выборочное среднее и несмещённая ковариационная матрица (с делением на npj-1), затем находится обратная ковариационная матрица аналитическим методом для размера 3×3. После этого все пиксели изображения обрабатываются независимо на GPU: каждый поток вычисляет для одного пикселя расстояния </w:t>
+        <w:t xml:space="preserve"> не превышают 32, а общее число пикселей w*h может достигать 4·10^8. Для каждого класса сначала по его обучающим пикселям вычисляются выборочное среднее и ковариационная матрица (с делением на npj-1), затем находится обратная ковариационная матрица аналитическим методом для размера 3×3. После этого все пиксели изображения обрабатываются независимо на GPU: каждый поток вычисляет для одного пикселя расстояния </w:t>
       </w:r>
       <w:proofErr w:type="spellStart"/>
       <w:r>
@@ -3560,6 +3555,7 @@
         <w:t xml:space="preserve"> – принимает вектор пикселей типа uchar4 и по нему вычисляет среднее (</w:t>
       </w:r>
       <w:proofErr w:type="spellStart"/>
+      <w:proofErr w:type="gramStart"/>
       <w:r>
         <w:rPr>
           <w:rFonts w:ascii="Times New Roman" w:eastAsia="Times New Roman" w:hAnsi="Times New Roman" w:cs="Times New Roman"/>
@@ -3575,7 +3571,16 @@
           <w:sz w:val="24"/>
           <w:szCs w:val="24"/>
         </w:rPr>
-        <w:t xml:space="preserve">[3]) и ковариационную матрицу (Mat3&amp; </w:t>
+        <w:t>[</w:t>
+      </w:r>
+      <w:proofErr w:type="gramEnd"/>
+      <w:r>
+        <w:rPr>
+          <w:rFonts w:ascii="Times New Roman" w:eastAsia="Times New Roman" w:hAnsi="Times New Roman" w:cs="Times New Roman"/>
+          <w:sz w:val="24"/>
+          <w:szCs w:val="24"/>
+        </w:rPr>
+        <w:t xml:space="preserve">3]) и ковариационную матрицу (Mat3&amp; </w:t>
       </w:r>
       <w:proofErr w:type="spellStart"/>
       <w:r>
@@ -3650,6 +3655,7 @@
         <w:t>), среднее (</w:t>
       </w:r>
       <w:proofErr w:type="spellStart"/>
+      <w:proofErr w:type="gramStart"/>
       <w:r>
         <w:rPr>
           <w:rFonts w:ascii="Times New Roman" w:eastAsia="Times New Roman" w:hAnsi="Times New Roman" w:cs="Times New Roman"/>
@@ -3665,7 +3671,16 @@
           <w:sz w:val="24"/>
           <w:szCs w:val="24"/>
         </w:rPr>
-        <w:t>[3]), ковариационную матрицу (</w:t>
+        <w:t>[</w:t>
+      </w:r>
+      <w:proofErr w:type="gramEnd"/>
+      <w:r>
+        <w:rPr>
+          <w:rFonts w:ascii="Times New Roman" w:eastAsia="Times New Roman" w:hAnsi="Times New Roman" w:cs="Times New Roman"/>
+          <w:sz w:val="24"/>
+          <w:szCs w:val="24"/>
+        </w:rPr>
+        <w:t>3]), ковариационную матрицу (</w:t>
       </w:r>
       <w:proofErr w:type="spellStart"/>
       <w:r>
@@ -3862,13 +3877,23 @@
         <w:t xml:space="preserve"> пиксель, извлекает его компоненты </w:t>
       </w:r>
       <w:proofErr w:type="spellStart"/>
-      <w:r>
-        <w:rPr>
-          <w:rFonts w:ascii="Times New Roman" w:eastAsia="Times New Roman" w:hAnsi="Times New Roman" w:cs="Times New Roman"/>
-          <w:sz w:val="24"/>
-          <w:szCs w:val="24"/>
-        </w:rPr>
-        <w:t>r,g,b</w:t>
+      <w:proofErr w:type="gramStart"/>
+      <w:r>
+        <w:rPr>
+          <w:rFonts w:ascii="Times New Roman" w:eastAsia="Times New Roman" w:hAnsi="Times New Roman" w:cs="Times New Roman"/>
+          <w:sz w:val="24"/>
+          <w:szCs w:val="24"/>
+        </w:rPr>
+        <w:t>r,g</w:t>
+      </w:r>
+      <w:proofErr w:type="gramEnd"/>
+      <w:r>
+        <w:rPr>
+          <w:rFonts w:ascii="Times New Roman" w:eastAsia="Times New Roman" w:hAnsi="Times New Roman" w:cs="Times New Roman"/>
+          <w:sz w:val="24"/>
+          <w:szCs w:val="24"/>
+        </w:rPr>
+        <w:t>,b</w:t>
       </w:r>
       <w:proofErr w:type="spellEnd"/>
       <w:r>
@@ -4240,6 +4265,7 @@
         <w:t xml:space="preserve"> в альфа-канал пикселя (</w:t>
       </w:r>
       <w:proofErr w:type="spellStart"/>
+      <w:proofErr w:type="gramStart"/>
       <w:r>
         <w:rPr>
           <w:rFonts w:ascii="Times New Roman" w:eastAsia="Times New Roman" w:hAnsi="Times New Roman" w:cs="Times New Roman"/>
@@ -4249,6 +4275,7 @@
         <w:t>pixel.w</w:t>
       </w:r>
       <w:proofErr w:type="spellEnd"/>
+      <w:proofErr w:type="gramEnd"/>
       <w:r>
         <w:rPr>
           <w:rFonts w:ascii="Times New Roman" w:eastAsia="Times New Roman" w:hAnsi="Times New Roman" w:cs="Times New Roman"/>
@@ -4294,6 +4321,7 @@
         <w:t xml:space="preserve"> читает из стандартного ввода количество обучающих пикселей для класса, затем считывает пары координат (</w:t>
       </w:r>
       <w:proofErr w:type="spellStart"/>
+      <w:proofErr w:type="gramStart"/>
       <w:r>
         <w:rPr>
           <w:rFonts w:ascii="Times New Roman" w:eastAsia="Times New Roman" w:hAnsi="Times New Roman" w:cs="Times New Roman"/>
@@ -4303,6 +4331,7 @@
         <w:t>x,y</w:t>
       </w:r>
       <w:proofErr w:type="spellEnd"/>
+      <w:proofErr w:type="gramEnd"/>
       <w:r>
         <w:rPr>
           <w:rFonts w:ascii="Times New Roman" w:eastAsia="Times New Roman" w:hAnsi="Times New Roman" w:cs="Times New Roman"/>
@@ -4492,6 +4521,7 @@
         <w:t xml:space="preserve">. Затем подготавливаются массивы </w:t>
       </w:r>
       <w:proofErr w:type="spellStart"/>
+      <w:proofErr w:type="gramStart"/>
       <w:r>
         <w:rPr>
           <w:rFonts w:ascii="Times New Roman" w:eastAsia="Times New Roman" w:hAnsi="Times New Roman" w:cs="Times New Roman"/>
@@ -4507,7 +4537,16 @@
           <w:sz w:val="24"/>
           <w:szCs w:val="24"/>
         </w:rPr>
-        <w:t xml:space="preserve">[32][3] и </w:t>
+        <w:t>[</w:t>
+      </w:r>
+      <w:proofErr w:type="gramEnd"/>
+      <w:r>
+        <w:rPr>
+          <w:rFonts w:ascii="Times New Roman" w:eastAsia="Times New Roman" w:hAnsi="Times New Roman" w:cs="Times New Roman"/>
+          <w:sz w:val="24"/>
+          <w:szCs w:val="24"/>
+        </w:rPr>
+        <w:t xml:space="preserve">32][3] и </w:t>
       </w:r>
       <w:proofErr w:type="spellStart"/>
       <w:r>
@@ -4516,7 +4555,16 @@
           <w:sz w:val="24"/>
           <w:szCs w:val="24"/>
         </w:rPr>
-        <w:t>inv_covs</w:t>
+        <w:t>inv_</w:t>
+      </w:r>
+      <w:proofErr w:type="gramStart"/>
+      <w:r>
+        <w:rPr>
+          <w:rFonts w:ascii="Times New Roman" w:eastAsia="Times New Roman" w:hAnsi="Times New Roman" w:cs="Times New Roman"/>
+          <w:sz w:val="24"/>
+          <w:szCs w:val="24"/>
+        </w:rPr>
+        <w:t>covs</w:t>
       </w:r>
       <w:proofErr w:type="spellEnd"/>
       <w:r>
@@ -4525,7 +4573,16 @@
           <w:sz w:val="24"/>
           <w:szCs w:val="24"/>
         </w:rPr>
-        <w:t xml:space="preserve">[32][3][3] на CPU, куда копируются значения из </w:t>
+        <w:t>[</w:t>
+      </w:r>
+      <w:proofErr w:type="gramEnd"/>
+      <w:r>
+        <w:rPr>
+          <w:rFonts w:ascii="Times New Roman" w:eastAsia="Times New Roman" w:hAnsi="Times New Roman" w:cs="Times New Roman"/>
+          <w:sz w:val="24"/>
+          <w:szCs w:val="24"/>
+        </w:rPr>
+        <w:t xml:space="preserve">32][3][3] на CPU, куда копируются значения из </w:t>
       </w:r>
       <w:proofErr w:type="spellStart"/>
       <w:r>
@@ -6608,15 +6665,25 @@
                 <w:rFonts w:ascii="Times New Roman" w:eastAsia="Times New Roman" w:hAnsi="Times New Roman" w:cs="Times New Roman"/>
                 <w:sz w:val="24"/>
                 <w:szCs w:val="24"/>
-              </w:rPr>
-            </w:pPr>
-            <w:r>
-              <w:rPr>
-                <w:rFonts w:ascii="Times New Roman" w:eastAsia="Times New Roman" w:hAnsi="Times New Roman" w:cs="Times New Roman"/>
-                <w:sz w:val="24"/>
-                <w:szCs w:val="24"/>
-              </w:rPr>
-              <w:t>210</w:t>
+                <w:lang w:val="en-US"/>
+              </w:rPr>
+            </w:pPr>
+            <w:r>
+              <w:rPr>
+                <w:rFonts w:ascii="Times New Roman" w:eastAsia="Times New Roman" w:hAnsi="Times New Roman" w:cs="Times New Roman"/>
+                <w:sz w:val="24"/>
+                <w:szCs w:val="24"/>
+              </w:rPr>
+              <w:t>21</w:t>
+            </w:r>
+            <w:r>
+              <w:rPr>
+                <w:rFonts w:ascii="Times New Roman" w:eastAsia="Times New Roman" w:hAnsi="Times New Roman" w:cs="Times New Roman"/>
+                <w:sz w:val="24"/>
+                <w:szCs w:val="24"/>
+                <w:lang w:val="en-US"/>
+              </w:rPr>
+              <w:t>7</w:t>
             </w:r>
           </w:p>
         </w:tc>
@@ -6657,15 +6724,25 @@
                 <w:rFonts w:ascii="Times New Roman" w:eastAsia="Times New Roman" w:hAnsi="Times New Roman" w:cs="Times New Roman"/>
                 <w:sz w:val="24"/>
                 <w:szCs w:val="24"/>
-              </w:rPr>
-            </w:pPr>
-            <w:r>
-              <w:rPr>
-                <w:rFonts w:ascii="Times New Roman" w:eastAsia="Times New Roman" w:hAnsi="Times New Roman" w:cs="Times New Roman"/>
-                <w:sz w:val="24"/>
-                <w:szCs w:val="24"/>
-              </w:rPr>
-              <w:t>850</w:t>
+                <w:lang w:val="en-US"/>
+              </w:rPr>
+            </w:pPr>
+            <w:r>
+              <w:rPr>
+                <w:rFonts w:ascii="Times New Roman" w:eastAsia="Times New Roman" w:hAnsi="Times New Roman" w:cs="Times New Roman"/>
+                <w:sz w:val="24"/>
+                <w:szCs w:val="24"/>
+              </w:rPr>
+              <w:t>85</w:t>
+            </w:r>
+            <w:r>
+              <w:rPr>
+                <w:rFonts w:ascii="Times New Roman" w:eastAsia="Times New Roman" w:hAnsi="Times New Roman" w:cs="Times New Roman"/>
+                <w:sz w:val="24"/>
+                <w:szCs w:val="24"/>
+                <w:lang w:val="en-US"/>
+              </w:rPr>
+              <w:t>1</w:t>
             </w:r>
           </w:p>
         </w:tc>
@@ -6706,15 +6783,25 @@
                 <w:rFonts w:ascii="Times New Roman" w:eastAsia="Times New Roman" w:hAnsi="Times New Roman" w:cs="Times New Roman"/>
                 <w:sz w:val="24"/>
                 <w:szCs w:val="24"/>
-              </w:rPr>
-            </w:pPr>
-            <w:r>
-              <w:rPr>
-                <w:rFonts w:ascii="Times New Roman" w:eastAsia="Times New Roman" w:hAnsi="Times New Roman" w:cs="Times New Roman"/>
-                <w:sz w:val="24"/>
-                <w:szCs w:val="24"/>
-              </w:rPr>
-              <w:t>3400</w:t>
+                <w:lang w:val="en-US"/>
+              </w:rPr>
+            </w:pPr>
+            <w:r>
+              <w:rPr>
+                <w:rFonts w:ascii="Times New Roman" w:eastAsia="Times New Roman" w:hAnsi="Times New Roman" w:cs="Times New Roman"/>
+                <w:sz w:val="24"/>
+                <w:szCs w:val="24"/>
+              </w:rPr>
+              <w:t>34</w:t>
+            </w:r>
+            <w:r>
+              <w:rPr>
+                <w:rFonts w:ascii="Times New Roman" w:eastAsia="Times New Roman" w:hAnsi="Times New Roman" w:cs="Times New Roman"/>
+                <w:sz w:val="24"/>
+                <w:szCs w:val="24"/>
+                <w:lang w:val="en-US"/>
+              </w:rPr>
+              <w:t>23</w:t>
             </w:r>
           </w:p>
         </w:tc>
@@ -6958,7 +7045,7 @@
         </w:rPr>
         <w:lastRenderedPageBreak/>
         <w:drawing>
-          <wp:inline distT="0" distB="0" distL="0" distR="0" wp14:anchorId="5BB707B4" wp14:editId="79502312">
+          <wp:inline distT="0" distB="0" distL="0" distR="0" wp14:anchorId="5BB707B4" wp14:editId="4ADB48C4">
             <wp:extent cx="5721350" cy="2489200"/>
             <wp:effectExtent l="19050" t="19050" r="12700" b="25400"/>
             <wp:docPr id="498933262" name="Рисунок 1"/>
@@ -8293,6 +8380,7 @@
   <w:style w:type="character" w:default="1" w:styleId="a0">
     <w:name w:val="Default Paragraph Font"/>
     <w:uiPriority w:val="1"/>
+    <w:semiHidden/>
     <w:unhideWhenUsed/>
   </w:style>
   <w:style w:type="table" w:default="1" w:styleId="a1">
